--- a/A5/ProiectCercetareA1Idee.docx
+++ b/A5/ProiectCercetareA1Idee.docx
@@ -18,24 +18,6 @@
           <w:szCs w:val="36"/>
         </w:rPr>
         <w:t>Technical Debt Analysis</w:t>
-      </w:r>
-    </w:p>
-    <w:p>
-      <w:pPr>
-        <w:jc w:val="right"/>
-        <w:rPr>
-          <w:rFonts w:ascii="Times New Roman" w:hAnsi="Times New Roman" w:cs="Times New Roman"/>
-          <w:sz w:val="28"/>
-          <w:szCs w:val="28"/>
-        </w:rPr>
-      </w:pPr>
-      <w:r>
-        <w:rPr>
-          <w:rFonts w:ascii="Times New Roman" w:hAnsi="Times New Roman" w:cs="Times New Roman"/>
-          <w:sz w:val="28"/>
-          <w:szCs w:val="28"/>
-        </w:rPr>
-        <w:t>Ban Mihai-Constantin 931/1</w:t>
       </w:r>
     </w:p>
     <w:p>
